--- a/documentacion/Documentacion del sistema de gestion de incidencias.docx
+++ b/documentacion/Documentacion del sistema de gestion de incidencias.docx
@@ -666,11 +666,19 @@
           <w:lang w:val="pt-BR" w:eastAsia="es-GT"/>
         </w:rPr>
       </w:pPr>
+      <w:proofErr w:type="spellStart"/>
       <w:r>
         <w:rPr>
           <w:lang w:val="pt-BR" w:eastAsia="es-GT"/>
         </w:rPr>
-        <w:t>Julio Edgar Barreda Ramírez (Docente)</w:t>
+        <w:t>Julio</w:t>
+      </w:r>
+      <w:proofErr w:type="spellEnd"/>
+      <w:r>
+        <w:rPr>
+          <w:lang w:val="pt-BR" w:eastAsia="es-GT"/>
+        </w:rPr>
+        <w:t xml:space="preserve"> Edgar Barreda Ramírez (Docente)</w:t>
       </w:r>
     </w:p>
     <w:p>
@@ -772,7 +780,7 @@
           <w:r>
             <w:fldChar w:fldCharType="separate"/>
           </w:r>
-          <w:hyperlink w:anchor="_Toc244293420" w:history="1">
+          <w:hyperlink w:anchor="_Toc244295195" w:history="1">
             <w:r>
               <w:rPr>
                 <w:rStyle w:val="Hipervnculo"/>
@@ -800,7 +808,7 @@
                 <w:noProof/>
                 <w:webHidden/>
               </w:rPr>
-              <w:instrText xml:space="preserve"> PAGEREF _Toc244293420 \h </w:instrText>
+              <w:instrText xml:space="preserve"> PAGEREF _Toc244295195 \h </w:instrText>
             </w:r>
             <w:r>
               <w:rPr>
@@ -843,7 +851,7 @@
               <w:lang w:eastAsia="es-GT"/>
             </w:rPr>
           </w:pPr>
-          <w:hyperlink w:anchor="_Toc244293421" w:history="1">
+          <w:hyperlink w:anchor="_Toc244295196" w:history="1">
             <w:r>
               <w:rPr>
                 <w:rStyle w:val="Hipervnculo"/>
@@ -870,7 +878,7 @@
                 <w:noProof/>
                 <w:webHidden/>
               </w:rPr>
-              <w:instrText xml:space="preserve"> PAGEREF _Toc244293421 \h </w:instrText>
+              <w:instrText xml:space="preserve"> PAGEREF _Toc244295196 \h </w:instrText>
             </w:r>
             <w:r>
               <w:rPr>
@@ -913,7 +921,7 @@
               <w:lang w:eastAsia="es-GT"/>
             </w:rPr>
           </w:pPr>
-          <w:hyperlink w:anchor="_Toc244293422" w:history="1">
+          <w:hyperlink w:anchor="_Toc244295197" w:history="1">
             <w:r>
               <w:rPr>
                 <w:rStyle w:val="Hipervnculo"/>
@@ -941,7 +949,7 @@
                 <w:noProof/>
                 <w:webHidden/>
               </w:rPr>
-              <w:instrText xml:space="preserve"> PAGEREF _Toc244293422 \h </w:instrText>
+              <w:instrText xml:space="preserve"> PAGEREF _Toc244295197 \h </w:instrText>
             </w:r>
             <w:r>
               <w:rPr>
@@ -984,13 +992,14 @@
               <w:lang w:eastAsia="es-GT"/>
             </w:rPr>
           </w:pPr>
-          <w:hyperlink w:anchor="_Toc244293423" w:history="1">
+          <w:hyperlink w:anchor="_Toc244295198" w:history="1">
             <w:r>
               <w:rPr>
                 <w:rStyle w:val="Hipervnculo"/>
                 <w:noProof/>
-              </w:rPr>
-              <w:t>Si algo falla a la mitad, se vuelve a ejecutar todo desde el script 01, no solo el que falló.</w:t>
+                <w:lang w:eastAsia="es-MX"/>
+              </w:rPr>
+              <w:t>Configuración</w:t>
             </w:r>
             <w:r>
               <w:rPr>
@@ -1011,7 +1020,7 @@
                 <w:noProof/>
                 <w:webHidden/>
               </w:rPr>
-              <w:instrText xml:space="preserve"> PAGEREF _Toc244293423 \h </w:instrText>
+              <w:instrText xml:space="preserve"> PAGEREF _Toc244295198 \h </w:instrText>
             </w:r>
             <w:r>
               <w:rPr>
@@ -1032,6 +1041,148 @@
                 <w:webHidden/>
               </w:rPr>
               <w:t>3</w:t>
+            </w:r>
+            <w:r>
+              <w:rPr>
+                <w:noProof/>
+                <w:webHidden/>
+              </w:rPr>
+              <w:fldChar w:fldCharType="end"/>
+            </w:r>
+          </w:hyperlink>
+        </w:p>
+        <w:p>
+          <w:pPr>
+            <w:pStyle w:val="TDC3"/>
+            <w:tabs>
+              <w:tab w:val="right" w:leader="dot" w:pos="9350"/>
+            </w:tabs>
+            <w:rPr>
+              <w:rFonts w:asciiTheme="minorHAnsi" w:eastAsiaTheme="minorEastAsia" w:hAnsiTheme="minorHAnsi"/>
+              <w:noProof/>
+              <w:lang w:eastAsia="es-GT"/>
+            </w:rPr>
+          </w:pPr>
+          <w:hyperlink w:anchor="_Toc244295199" w:history="1">
+            <w:r>
+              <w:rPr>
+                <w:rStyle w:val="Hipervnculo"/>
+                <w:noProof/>
+                <w:lang w:eastAsia="es-MX"/>
+              </w:rPr>
+              <w:t>API</w:t>
+            </w:r>
+            <w:r>
+              <w:rPr>
+                <w:noProof/>
+                <w:webHidden/>
+              </w:rPr>
+              <w:tab/>
+            </w:r>
+            <w:r>
+              <w:rPr>
+                <w:noProof/>
+                <w:webHidden/>
+              </w:rPr>
+              <w:fldChar w:fldCharType="begin"/>
+            </w:r>
+            <w:r>
+              <w:rPr>
+                <w:noProof/>
+                <w:webHidden/>
+              </w:rPr>
+              <w:instrText xml:space="preserve"> PAGEREF _Toc244295199 \h </w:instrText>
+            </w:r>
+            <w:r>
+              <w:rPr>
+                <w:noProof/>
+                <w:webHidden/>
+              </w:rPr>
+            </w:r>
+            <w:r>
+              <w:rPr>
+                <w:noProof/>
+                <w:webHidden/>
+              </w:rPr>
+              <w:fldChar w:fldCharType="separate"/>
+            </w:r>
+            <w:r>
+              <w:rPr>
+                <w:noProof/>
+                <w:webHidden/>
+              </w:rPr>
+              <w:t>3</w:t>
+            </w:r>
+            <w:r>
+              <w:rPr>
+                <w:noProof/>
+                <w:webHidden/>
+              </w:rPr>
+              <w:fldChar w:fldCharType="end"/>
+            </w:r>
+          </w:hyperlink>
+        </w:p>
+        <w:p>
+          <w:pPr>
+            <w:pStyle w:val="TDC3"/>
+            <w:tabs>
+              <w:tab w:val="right" w:leader="dot" w:pos="9350"/>
+            </w:tabs>
+            <w:rPr>
+              <w:rFonts w:asciiTheme="minorHAnsi" w:eastAsiaTheme="minorEastAsia" w:hAnsiTheme="minorHAnsi"/>
+              <w:noProof/>
+              <w:lang w:eastAsia="es-GT"/>
+            </w:rPr>
+          </w:pPr>
+          <w:hyperlink w:anchor="_Toc244295200" w:history="1">
+            <w:r>
+              <w:rPr>
+                <w:rStyle w:val="Hipervnculo"/>
+                <w:noProof/>
+                <w:lang w:eastAsia="es-MX"/>
+              </w:rPr>
+              <w:t>Aplicación Android</w:t>
+            </w:r>
+            <w:r>
+              <w:rPr>
+                <w:noProof/>
+                <w:webHidden/>
+              </w:rPr>
+              <w:tab/>
+            </w:r>
+            <w:r>
+              <w:rPr>
+                <w:noProof/>
+                <w:webHidden/>
+              </w:rPr>
+              <w:fldChar w:fldCharType="begin"/>
+            </w:r>
+            <w:r>
+              <w:rPr>
+                <w:noProof/>
+                <w:webHidden/>
+              </w:rPr>
+              <w:instrText xml:space="preserve"> PAGEREF _Toc244295200 \h </w:instrText>
+            </w:r>
+            <w:r>
+              <w:rPr>
+                <w:noProof/>
+                <w:webHidden/>
+              </w:rPr>
+            </w:r>
+            <w:r>
+              <w:rPr>
+                <w:noProof/>
+                <w:webHidden/>
+              </w:rPr>
+              <w:fldChar w:fldCharType="separate"/>
+            </w:r>
+            <w:r>
+              <w:rPr>
+                <w:noProof/>
+                <w:webHidden/>
+              </w:rPr>
+              <w:t>4</w:t>
             </w:r>
             <w:r>
               <w:rPr>
@@ -1054,14 +1205,13 @@
               <w:lang w:eastAsia="es-GT"/>
             </w:rPr>
           </w:pPr>
-          <w:hyperlink w:anchor="_Toc244293424" w:history="1">
+          <w:hyperlink w:anchor="_Toc244295201" w:history="1">
             <w:r>
               <w:rPr>
                 <w:rStyle w:val="Hipervnculo"/>
                 <w:noProof/>
-                <w:lang w:eastAsia="es-MX"/>
-              </w:rPr>
-              <w:t>Configuración</w:t>
+              </w:rPr>
+              <w:t>Uso del sistema</w:t>
             </w:r>
             <w:r>
               <w:rPr>
@@ -1082,7 +1232,7 @@
                 <w:noProof/>
                 <w:webHidden/>
               </w:rPr>
-              <w:instrText xml:space="preserve"> PAGEREF _Toc244293424 \h </w:instrText>
+              <w:instrText xml:space="preserve"> PAGEREF _Toc244295201 \h </w:instrText>
             </w:r>
             <w:r>
               <w:rPr>
@@ -1102,7 +1252,7 @@
                 <w:noProof/>
                 <w:webHidden/>
               </w:rPr>
-              <w:t>3</w:t>
+              <w:t>4</w:t>
             </w:r>
             <w:r>
               <w:rPr>
@@ -1125,14 +1275,14 @@
               <w:lang w:eastAsia="es-GT"/>
             </w:rPr>
           </w:pPr>
-          <w:hyperlink w:anchor="_Toc244293425" w:history="1">
+          <w:hyperlink w:anchor="_Toc244295202" w:history="1">
             <w:r>
               <w:rPr>
                 <w:rStyle w:val="Hipervnculo"/>
                 <w:noProof/>
                 <w:lang w:eastAsia="es-MX"/>
               </w:rPr>
-              <w:t>API</w:t>
+              <w:t>Endpoints de la API</w:t>
             </w:r>
             <w:r>
               <w:rPr>
@@ -1153,7 +1303,7 @@
                 <w:noProof/>
                 <w:webHidden/>
               </w:rPr>
-              <w:instrText xml:space="preserve"> PAGEREF _Toc244293425 \h </w:instrText>
+              <w:instrText xml:space="preserve"> PAGEREF _Toc244295202 \h </w:instrText>
             </w:r>
             <w:r>
               <w:rPr>
@@ -1173,7 +1323,7 @@
                 <w:noProof/>
                 <w:webHidden/>
               </w:rPr>
-              <w:t>3</w:t>
+              <w:t>5</w:t>
             </w:r>
             <w:r>
               <w:rPr>
@@ -1196,14 +1346,14 @@
               <w:lang w:eastAsia="es-GT"/>
             </w:rPr>
           </w:pPr>
-          <w:hyperlink w:anchor="_Toc244293426" w:history="1">
+          <w:hyperlink w:anchor="_Toc244295203" w:history="1">
             <w:r>
               <w:rPr>
                 <w:rStyle w:val="Hipervnculo"/>
                 <w:noProof/>
                 <w:lang w:eastAsia="es-MX"/>
               </w:rPr>
-              <w:t>Aplicación Android</w:t>
+              <w:t>Errores que devuelve la API</w:t>
             </w:r>
             <w:r>
               <w:rPr>
@@ -1224,7 +1374,7 @@
                 <w:noProof/>
                 <w:webHidden/>
               </w:rPr>
-              <w:instrText xml:space="preserve"> PAGEREF _Toc244293426 \h </w:instrText>
+              <w:instrText xml:space="preserve"> PAGEREF _Toc244295203 \h </w:instrText>
             </w:r>
             <w:r>
               <w:rPr>
@@ -1244,7 +1394,7 @@
                 <w:noProof/>
                 <w:webHidden/>
               </w:rPr>
-              <w:t>4</w:t>
+              <w:t>6</w:t>
             </w:r>
             <w:r>
               <w:rPr>
@@ -1267,13 +1417,14 @@
               <w:lang w:eastAsia="es-GT"/>
             </w:rPr>
           </w:pPr>
-          <w:hyperlink w:anchor="_Toc244293427" w:history="1">
+          <w:hyperlink w:anchor="_Toc244295204" w:history="1">
             <w:r>
               <w:rPr>
                 <w:rStyle w:val="Hipervnculo"/>
                 <w:noProof/>
-              </w:rPr>
-              <w:t>Uso del sistema</w:t>
+                <w:lang w:eastAsia="es-MX"/>
+              </w:rPr>
+              <w:t>Decisiones técnicas</w:t>
             </w:r>
             <w:r>
               <w:rPr>
@@ -1294,7 +1445,7 @@
                 <w:noProof/>
                 <w:webHidden/>
               </w:rPr>
-              <w:instrText xml:space="preserve"> PAGEREF _Toc244293427 \h </w:instrText>
+              <w:instrText xml:space="preserve"> PAGEREF _Toc244295204 \h </w:instrText>
             </w:r>
             <w:r>
               <w:rPr>
@@ -1314,7 +1465,7 @@
                 <w:noProof/>
                 <w:webHidden/>
               </w:rPr>
-              <w:t>4</w:t>
+              <w:t>6</w:t>
             </w:r>
             <w:r>
               <w:rPr>
@@ -1337,14 +1488,14 @@
               <w:lang w:eastAsia="es-GT"/>
             </w:rPr>
           </w:pPr>
-          <w:hyperlink w:anchor="_Toc244293428" w:history="1">
+          <w:hyperlink w:anchor="_Toc244295205" w:history="1">
             <w:r>
               <w:rPr>
                 <w:rStyle w:val="Hipervnculo"/>
                 <w:noProof/>
                 <w:lang w:eastAsia="es-MX"/>
               </w:rPr>
-              <w:t>Endpoints de la API</w:t>
+              <w:t>Base de datos</w:t>
             </w:r>
             <w:r>
               <w:rPr>
@@ -1365,7 +1516,7 @@
                 <w:noProof/>
                 <w:webHidden/>
               </w:rPr>
-              <w:instrText xml:space="preserve"> PAGEREF _Toc244293428 \h </w:instrText>
+              <w:instrText xml:space="preserve"> PAGEREF _Toc244295205 \h </w:instrText>
             </w:r>
             <w:r>
               <w:rPr>
@@ -1385,7 +1536,7 @@
                 <w:noProof/>
                 <w:webHidden/>
               </w:rPr>
-              <w:t>5</w:t>
+              <w:t>6</w:t>
             </w:r>
             <w:r>
               <w:rPr>
@@ -1408,14 +1559,14 @@
               <w:lang w:eastAsia="es-GT"/>
             </w:rPr>
           </w:pPr>
-          <w:hyperlink w:anchor="_Toc244293429" w:history="1">
+          <w:hyperlink w:anchor="_Toc244295206" w:history="1">
             <w:r>
               <w:rPr>
                 <w:rStyle w:val="Hipervnculo"/>
                 <w:noProof/>
                 <w:lang w:eastAsia="es-MX"/>
               </w:rPr>
-              <w:t>Errores que devuelve la API</w:t>
+              <w:t>Vista e índices</w:t>
             </w:r>
             <w:r>
               <w:rPr>
@@ -1436,7 +1587,7 @@
                 <w:noProof/>
                 <w:webHidden/>
               </w:rPr>
-              <w:instrText xml:space="preserve"> PAGEREF _Toc244293429 \h </w:instrText>
+              <w:instrText xml:space="preserve"> PAGEREF _Toc244295206 \h </w:instrText>
             </w:r>
             <w:r>
               <w:rPr>
@@ -1456,7 +1607,78 @@
                 <w:noProof/>
                 <w:webHidden/>
               </w:rPr>
-              <w:t>6</w:t>
+              <w:t>7</w:t>
+            </w:r>
+            <w:r>
+              <w:rPr>
+                <w:noProof/>
+                <w:webHidden/>
+              </w:rPr>
+              <w:fldChar w:fldCharType="end"/>
+            </w:r>
+          </w:hyperlink>
+        </w:p>
+        <w:p>
+          <w:pPr>
+            <w:pStyle w:val="TDC3"/>
+            <w:tabs>
+              <w:tab w:val="right" w:leader="dot" w:pos="9350"/>
+            </w:tabs>
+            <w:rPr>
+              <w:rFonts w:asciiTheme="minorHAnsi" w:eastAsiaTheme="minorEastAsia" w:hAnsiTheme="minorHAnsi"/>
+              <w:noProof/>
+              <w:lang w:eastAsia="es-GT"/>
+            </w:rPr>
+          </w:pPr>
+          <w:hyperlink w:anchor="_Toc244295207" w:history="1">
+            <w:r>
+              <w:rPr>
+                <w:rStyle w:val="Hipervnculo"/>
+                <w:noProof/>
+                <w:lang w:eastAsia="es-MX"/>
+              </w:rPr>
+              <w:t>Qué no incluye esta versión</w:t>
+            </w:r>
+            <w:r>
+              <w:rPr>
+                <w:noProof/>
+                <w:webHidden/>
+              </w:rPr>
+              <w:tab/>
+            </w:r>
+            <w:r>
+              <w:rPr>
+                <w:noProof/>
+                <w:webHidden/>
+              </w:rPr>
+              <w:fldChar w:fldCharType="begin"/>
+            </w:r>
+            <w:r>
+              <w:rPr>
+                <w:noProof/>
+                <w:webHidden/>
+              </w:rPr>
+              <w:instrText xml:space="preserve"> PAGEREF _Toc244295207 \h </w:instrText>
+            </w:r>
+            <w:r>
+              <w:rPr>
+                <w:noProof/>
+                <w:webHidden/>
+              </w:rPr>
+            </w:r>
+            <w:r>
+              <w:rPr>
+                <w:noProof/>
+                <w:webHidden/>
+              </w:rPr>
+              <w:fldChar w:fldCharType="separate"/>
+            </w:r>
+            <w:r>
+              <w:rPr>
+                <w:noProof/>
+                <w:webHidden/>
+              </w:rPr>
+              <w:t>8</w:t>
             </w:r>
             <w:r>
               <w:rPr>
@@ -1479,14 +1701,14 @@
               <w:lang w:eastAsia="es-GT"/>
             </w:rPr>
           </w:pPr>
-          <w:hyperlink w:anchor="_Toc244293430" w:history="1">
+          <w:hyperlink w:anchor="_Toc244295208" w:history="1">
             <w:r>
               <w:rPr>
                 <w:rStyle w:val="Hipervnculo"/>
                 <w:noProof/>
                 <w:lang w:eastAsia="es-MX"/>
               </w:rPr>
-              <w:t>Decisiones técnicas</w:t>
+              <w:t>Estructura del repositorio</w:t>
             </w:r>
             <w:r>
               <w:rPr>
@@ -1507,291 +1729,7 @@
                 <w:noProof/>
                 <w:webHidden/>
               </w:rPr>
-              <w:instrText xml:space="preserve"> PAGEREF _Toc244293430 \h </w:instrText>
-            </w:r>
-            <w:r>
-              <w:rPr>
-                <w:noProof/>
-                <w:webHidden/>
-              </w:rPr>
-            </w:r>
-            <w:r>
-              <w:rPr>
-                <w:noProof/>
-                <w:webHidden/>
-              </w:rPr>
-              <w:fldChar w:fldCharType="separate"/>
-            </w:r>
-            <w:r>
-              <w:rPr>
-                <w:noProof/>
-                <w:webHidden/>
-              </w:rPr>
-              <w:t>6</w:t>
-            </w:r>
-            <w:r>
-              <w:rPr>
-                <w:noProof/>
-                <w:webHidden/>
-              </w:rPr>
-              <w:fldChar w:fldCharType="end"/>
-            </w:r>
-          </w:hyperlink>
-        </w:p>
-        <w:p>
-          <w:pPr>
-            <w:pStyle w:val="TDC3"/>
-            <w:tabs>
-              <w:tab w:val="right" w:leader="dot" w:pos="9350"/>
-            </w:tabs>
-            <w:rPr>
-              <w:rFonts w:asciiTheme="minorHAnsi" w:eastAsiaTheme="minorEastAsia" w:hAnsiTheme="minorHAnsi"/>
-              <w:noProof/>
-              <w:lang w:eastAsia="es-GT"/>
-            </w:rPr>
-          </w:pPr>
-          <w:hyperlink w:anchor="_Toc244293431" w:history="1">
-            <w:r>
-              <w:rPr>
-                <w:rStyle w:val="Hipervnculo"/>
-                <w:noProof/>
-                <w:lang w:eastAsia="es-MX"/>
-              </w:rPr>
-              <w:t>Base de datos</w:t>
-            </w:r>
-            <w:r>
-              <w:rPr>
-                <w:noProof/>
-                <w:webHidden/>
-              </w:rPr>
-              <w:tab/>
-            </w:r>
-            <w:r>
-              <w:rPr>
-                <w:noProof/>
-                <w:webHidden/>
-              </w:rPr>
-              <w:fldChar w:fldCharType="begin"/>
-            </w:r>
-            <w:r>
-              <w:rPr>
-                <w:noProof/>
-                <w:webHidden/>
-              </w:rPr>
-              <w:instrText xml:space="preserve"> PAGEREF _Toc244293431 \h </w:instrText>
-            </w:r>
-            <w:r>
-              <w:rPr>
-                <w:noProof/>
-                <w:webHidden/>
-              </w:rPr>
-            </w:r>
-            <w:r>
-              <w:rPr>
-                <w:noProof/>
-                <w:webHidden/>
-              </w:rPr>
-              <w:fldChar w:fldCharType="separate"/>
-            </w:r>
-            <w:r>
-              <w:rPr>
-                <w:noProof/>
-                <w:webHidden/>
-              </w:rPr>
-              <w:t>6</w:t>
-            </w:r>
-            <w:r>
-              <w:rPr>
-                <w:noProof/>
-                <w:webHidden/>
-              </w:rPr>
-              <w:fldChar w:fldCharType="end"/>
-            </w:r>
-          </w:hyperlink>
-        </w:p>
-        <w:p>
-          <w:pPr>
-            <w:pStyle w:val="TDC3"/>
-            <w:tabs>
-              <w:tab w:val="right" w:leader="dot" w:pos="9350"/>
-            </w:tabs>
-            <w:rPr>
-              <w:rFonts w:asciiTheme="minorHAnsi" w:eastAsiaTheme="minorEastAsia" w:hAnsiTheme="minorHAnsi"/>
-              <w:noProof/>
-              <w:lang w:eastAsia="es-GT"/>
-            </w:rPr>
-          </w:pPr>
-          <w:hyperlink w:anchor="_Toc244293432" w:history="1">
-            <w:r>
-              <w:rPr>
-                <w:rStyle w:val="Hipervnculo"/>
-                <w:noProof/>
-                <w:lang w:eastAsia="es-MX"/>
-              </w:rPr>
-              <w:t>Vista e índices</w:t>
-            </w:r>
-            <w:r>
-              <w:rPr>
-                <w:noProof/>
-                <w:webHidden/>
-              </w:rPr>
-              <w:tab/>
-            </w:r>
-            <w:r>
-              <w:rPr>
-                <w:noProof/>
-                <w:webHidden/>
-              </w:rPr>
-              <w:fldChar w:fldCharType="begin"/>
-            </w:r>
-            <w:r>
-              <w:rPr>
-                <w:noProof/>
-                <w:webHidden/>
-              </w:rPr>
-              <w:instrText xml:space="preserve"> PAGEREF _Toc244293432 \h </w:instrText>
-            </w:r>
-            <w:r>
-              <w:rPr>
-                <w:noProof/>
-                <w:webHidden/>
-              </w:rPr>
-            </w:r>
-            <w:r>
-              <w:rPr>
-                <w:noProof/>
-                <w:webHidden/>
-              </w:rPr>
-              <w:fldChar w:fldCharType="separate"/>
-            </w:r>
-            <w:r>
-              <w:rPr>
-                <w:noProof/>
-                <w:webHidden/>
-              </w:rPr>
-              <w:t>7</w:t>
-            </w:r>
-            <w:r>
-              <w:rPr>
-                <w:noProof/>
-                <w:webHidden/>
-              </w:rPr>
-              <w:fldChar w:fldCharType="end"/>
-            </w:r>
-          </w:hyperlink>
-        </w:p>
-        <w:p>
-          <w:pPr>
-            <w:pStyle w:val="TDC3"/>
-            <w:tabs>
-              <w:tab w:val="right" w:leader="dot" w:pos="9350"/>
-            </w:tabs>
-            <w:rPr>
-              <w:rFonts w:asciiTheme="minorHAnsi" w:eastAsiaTheme="minorEastAsia" w:hAnsiTheme="minorHAnsi"/>
-              <w:noProof/>
-              <w:lang w:eastAsia="es-GT"/>
-            </w:rPr>
-          </w:pPr>
-          <w:hyperlink w:anchor="_Toc244293433" w:history="1">
-            <w:r>
-              <w:rPr>
-                <w:rStyle w:val="Hipervnculo"/>
-                <w:noProof/>
-                <w:lang w:eastAsia="es-MX"/>
-              </w:rPr>
-              <w:t>Qué no incluye esta versión</w:t>
-            </w:r>
-            <w:r>
-              <w:rPr>
-                <w:noProof/>
-                <w:webHidden/>
-              </w:rPr>
-              <w:tab/>
-            </w:r>
-            <w:r>
-              <w:rPr>
-                <w:noProof/>
-                <w:webHidden/>
-              </w:rPr>
-              <w:fldChar w:fldCharType="begin"/>
-            </w:r>
-            <w:r>
-              <w:rPr>
-                <w:noProof/>
-                <w:webHidden/>
-              </w:rPr>
-              <w:instrText xml:space="preserve"> PAGEREF _Toc244293433 \h </w:instrText>
-            </w:r>
-            <w:r>
-              <w:rPr>
-                <w:noProof/>
-                <w:webHidden/>
-              </w:rPr>
-            </w:r>
-            <w:r>
-              <w:rPr>
-                <w:noProof/>
-                <w:webHidden/>
-              </w:rPr>
-              <w:fldChar w:fldCharType="separate"/>
-            </w:r>
-            <w:r>
-              <w:rPr>
-                <w:noProof/>
-                <w:webHidden/>
-              </w:rPr>
-              <w:t>8</w:t>
-            </w:r>
-            <w:r>
-              <w:rPr>
-                <w:noProof/>
-                <w:webHidden/>
-              </w:rPr>
-              <w:fldChar w:fldCharType="end"/>
-            </w:r>
-          </w:hyperlink>
-        </w:p>
-        <w:p>
-          <w:pPr>
-            <w:pStyle w:val="TDC2"/>
-            <w:tabs>
-              <w:tab w:val="right" w:leader="dot" w:pos="9350"/>
-            </w:tabs>
-            <w:rPr>
-              <w:rFonts w:asciiTheme="minorHAnsi" w:eastAsiaTheme="minorEastAsia" w:hAnsiTheme="minorHAnsi"/>
-              <w:noProof/>
-              <w:lang w:eastAsia="es-GT"/>
-            </w:rPr>
-          </w:pPr>
-          <w:hyperlink w:anchor="_Toc244293434" w:history="1">
-            <w:r>
-              <w:rPr>
-                <w:rStyle w:val="Hipervnculo"/>
-                <w:noProof/>
-                <w:lang w:eastAsia="es-MX"/>
-              </w:rPr>
-              <w:t>Estructura del repositorio</w:t>
-            </w:r>
-            <w:r>
-              <w:rPr>
-                <w:noProof/>
-                <w:webHidden/>
-              </w:rPr>
-              <w:tab/>
-            </w:r>
-            <w:r>
-              <w:rPr>
-                <w:noProof/>
-                <w:webHidden/>
-              </w:rPr>
-              <w:fldChar w:fldCharType="begin"/>
-            </w:r>
-            <w:r>
-              <w:rPr>
-                <w:noProof/>
-                <w:webHidden/>
-              </w:rPr>
-              <w:instrText xml:space="preserve"> PAGEREF _Toc244293434 \h </w:instrText>
+              <w:instrText xml:space="preserve"> PAGEREF _Toc244295208 \h </w:instrText>
             </w:r>
             <w:r>
               <w:rPr>
@@ -1873,7 +1811,7 @@
           <w:lang w:eastAsia="es-MX"/>
         </w:rPr>
       </w:pPr>
-      <w:bookmarkStart w:id="0" w:name="_Toc244293420"/>
+      <w:bookmarkStart w:id="0" w:name="_Toc244295195"/>
       <w:r>
         <w:rPr>
           <w:lang w:eastAsia="es-MX"/>
@@ -1925,7 +1863,23 @@
         </w:numPr>
       </w:pPr>
       <w:r>
-        <w:t>Aplicación móvil: Android con Kotlin y Retrofit.</w:t>
+        <w:t xml:space="preserve">Aplicación móvil: Android con </w:t>
+      </w:r>
+      <w:proofErr w:type="spellStart"/>
+      <w:r>
+        <w:t>Kotlin</w:t>
+      </w:r>
+      <w:proofErr w:type="spellEnd"/>
+      <w:r>
+        <w:t xml:space="preserve"> y </w:t>
+      </w:r>
+      <w:proofErr w:type="spellStart"/>
+      <w:r>
+        <w:t>Retrofit</w:t>
+      </w:r>
+      <w:proofErr w:type="spellEnd"/>
+      <w:r>
+        <w:t>.</w:t>
       </w:r>
     </w:p>
     <w:p>
@@ -1977,7 +1931,7 @@
       <w:pPr>
         <w:pStyle w:val="Ttulo2"/>
       </w:pPr>
-      <w:bookmarkStart w:id="1" w:name="_Toc244293421"/>
+      <w:bookmarkStart w:id="1" w:name="_Toc244295196"/>
       <w:r>
         <w:lastRenderedPageBreak/>
         <w:t>Requisitos</w:t>
@@ -2129,7 +2083,7 @@
           <w:lang w:eastAsia="es-MX"/>
         </w:rPr>
       </w:pPr>
-      <w:bookmarkStart w:id="2" w:name="_Toc244293422"/>
+      <w:bookmarkStart w:id="2" w:name="_Toc244295197"/>
       <w:r>
         <w:rPr>
           <w:lang w:eastAsia="es-MX"/>
@@ -2140,7 +2094,15 @@
     </w:p>
     <w:p>
       <w:r>
-        <w:t>Los scripts están en la carpeta database del repositorio y deben ejecutarse en este orden, cada uno completo (F5 en SSMS):</w:t>
+        <w:t xml:space="preserve">Los scripts están en la carpeta </w:t>
+      </w:r>
+      <w:proofErr w:type="spellStart"/>
+      <w:r>
+        <w:t>base_datos</w:t>
+      </w:r>
+      <w:proofErr w:type="spellEnd"/>
+      <w:r>
+        <w:t xml:space="preserve"> del repositorio y deben ejecutarse en este orden, cada uno completo (F5 en SSMS):</w:t>
       </w:r>
     </w:p>
     <w:tbl>
@@ -2221,8 +2183,29 @@
           </w:tcPr>
           <w:p>
             <w:r>
-              <w:t>01_creacion.sql</w:t>
-            </w:r>
+              <w:t xml:space="preserve">No. 1 </w:t>
+            </w:r>
+            <w:proofErr w:type="gramStart"/>
+            <w:r>
+              <w:t>Script</w:t>
+            </w:r>
+            <w:proofErr w:type="gramEnd"/>
+            <w:r>
+              <w:t xml:space="preserve"> </w:t>
+            </w:r>
+            <w:proofErr w:type="spellStart"/>
+            <w:r>
+              <w:t>Creacion</w:t>
+            </w:r>
+            <w:proofErr w:type="spellEnd"/>
+            <w:r>
+              <w:t xml:space="preserve"> </w:t>
+            </w:r>
+            <w:proofErr w:type="spellStart"/>
+            <w:r>
+              <w:t>Tablas.sql</w:t>
+            </w:r>
+            <w:proofErr w:type="spellEnd"/>
           </w:p>
         </w:tc>
         <w:tc>
@@ -2263,8 +2246,21 @@
           </w:tcPr>
           <w:p>
             <w:r>
-              <w:t>02_catalogos.sql</w:t>
-            </w:r>
+              <w:t xml:space="preserve">No. 2 </w:t>
+            </w:r>
+            <w:proofErr w:type="gramStart"/>
+            <w:r>
+              <w:t>Script</w:t>
+            </w:r>
+            <w:proofErr w:type="gramEnd"/>
+            <w:r>
+              <w:t xml:space="preserve"> </w:t>
+            </w:r>
+            <w:proofErr w:type="spellStart"/>
+            <w:r>
+              <w:t>Catalogos.sql</w:t>
+            </w:r>
+            <w:proofErr w:type="spellEnd"/>
           </w:p>
         </w:tc>
         <w:tc>
@@ -2308,9 +2304,25 @@
             <w:tcW w:w="2340" w:type="dxa"/>
           </w:tcPr>
           <w:p>
-            <w:r>
-              <w:t>03_vistas_indices.sql</w:t>
-            </w:r>
+            <w:pPr>
+              <w:rPr>
+                <w:lang w:val="pt-BR"/>
+              </w:rPr>
+            </w:pPr>
+            <w:r>
+              <w:rPr>
+                <w:lang w:val="pt-BR"/>
+              </w:rPr>
+              <w:t xml:space="preserve">No. 3 Vistas e </w:t>
+            </w:r>
+            <w:proofErr w:type="spellStart"/>
+            <w:r>
+              <w:rPr>
+                <w:lang w:val="pt-BR"/>
+              </w:rPr>
+              <w:t>indices.sql</w:t>
+            </w:r>
+            <w:proofErr w:type="spellEnd"/>
           </w:p>
         </w:tc>
         <w:tc>
@@ -2319,7 +2331,15 @@
           </w:tcPr>
           <w:p>
             <w:r>
-              <w:t>Crea la vista vw_incidencias y los índices</w:t>
+              <w:t xml:space="preserve">Crea la vista </w:t>
+            </w:r>
+            <w:proofErr w:type="spellStart"/>
+            <w:r>
+              <w:t>vw_incidencias</w:t>
+            </w:r>
+            <w:proofErr w:type="spellEnd"/>
+            <w:r>
+              <w:t xml:space="preserve"> y los índices</w:t>
             </w:r>
           </w:p>
         </w:tc>
@@ -2351,8 +2371,13 @@
           </w:tcPr>
           <w:p>
             <w:r>
-              <w:t>04_procedimientos.sql</w:t>
-            </w:r>
+              <w:t xml:space="preserve">No. 4 </w:t>
+            </w:r>
+            <w:proofErr w:type="spellStart"/>
+            <w:r>
+              <w:t>SP.sql</w:t>
+            </w:r>
+            <w:proofErr w:type="spellEnd"/>
           </w:p>
         </w:tc>
         <w:tc>
@@ -2396,8 +2421,21 @@
           </w:tcPr>
           <w:p>
             <w:r>
-              <w:t>05_datos_prueba.sql</w:t>
-            </w:r>
+              <w:t xml:space="preserve">No. 5 </w:t>
+            </w:r>
+            <w:proofErr w:type="gramStart"/>
+            <w:r>
+              <w:t>Datos</w:t>
+            </w:r>
+            <w:proofErr w:type="gramEnd"/>
+            <w:r>
+              <w:t xml:space="preserve"> de </w:t>
+            </w:r>
+            <w:proofErr w:type="spellStart"/>
+            <w:r>
+              <w:t>prueba.sql</w:t>
+            </w:r>
+            <w:proofErr w:type="spellEnd"/>
           </w:p>
         </w:tc>
         <w:tc>
@@ -2438,8 +2476,13 @@
           </w:tcPr>
           <w:p>
             <w:r>
-              <w:t>06_consultas_reportes.sql</w:t>
-            </w:r>
+              <w:t xml:space="preserve">No.6 Consultas y </w:t>
+            </w:r>
+            <w:proofErr w:type="spellStart"/>
+            <w:r>
+              <w:t>reportes.sql</w:t>
+            </w:r>
+            <w:proofErr w:type="spellEnd"/>
           </w:p>
         </w:tc>
         <w:tc>
@@ -2458,7 +2501,13 @@
           </w:tcPr>
           <w:p>
             <w:r>
-              <w:t>Devuelve resultados coherentes con el script 5</w:t>
+              <w:t>Devuelve resultados coherentes con el script</w:t>
+            </w:r>
+            <w:r>
+              <w:t xml:space="preserve"> No.</w:t>
+            </w:r>
+            <w:r>
+              <w:t xml:space="preserve"> 5</w:t>
             </w:r>
           </w:p>
         </w:tc>
@@ -2466,58 +2515,72 @@
     </w:tbl>
     <w:p>
       <w:r>
-        <w:t>Advertencia: el script 01 elimina la base incidencias si ya existe. Si hay otra ventana o conexión abierta a esa base, ciérrenla antes de ejecutarlo. Úsenlo solo mientras la base no tenga datos reales.</w:t>
-      </w:r>
-    </w:p>
-    <w:p>
-      <w:bookmarkStart w:id="3" w:name="_Toc244293423"/>
-      <w:r>
-        <w:t>Si algo falla a la mitad, se vuelve a ejecutar todo desde el script 01, no solo el que falló.</w:t>
+        <w:t xml:space="preserve">Advertencia: el script </w:t>
+      </w:r>
+      <w:r>
+        <w:t>No. 1</w:t>
+      </w:r>
+      <w:r>
+        <w:t xml:space="preserve"> elimina la base incidencias si ya existe. Si hay otra ventana o conexión abierta a esa base, ciérrenla antes de ejecutarlo. Úsenlo solo mientras la base no tenga datos reales.</w:t>
+      </w:r>
+    </w:p>
+    <w:p>
+      <w:r>
+        <w:t xml:space="preserve">Si algo falla a la mitad, se vuelve a ejecutar todo desde el script </w:t>
+      </w:r>
+      <w:r>
+        <w:t>No. 1</w:t>
+      </w:r>
+      <w:r>
+        <w:t>, no solo el que falló.</w:t>
+      </w:r>
+    </w:p>
+    <w:p>
+      <w:pPr>
+        <w:rPr>
+          <w:sz w:val="8"/>
+          <w:szCs w:val="8"/>
+          <w:lang w:eastAsia="es-MX"/>
+        </w:rPr>
+      </w:pPr>
+    </w:p>
+    <w:p>
+      <w:pPr>
+        <w:pStyle w:val="Ttulo2"/>
+        <w:rPr>
+          <w:lang w:eastAsia="es-MX"/>
+        </w:rPr>
+      </w:pPr>
+      <w:bookmarkStart w:id="3" w:name="_Toc244295198"/>
+      <w:r>
+        <w:rPr>
+          <w:lang w:eastAsia="es-MX"/>
+        </w:rPr>
+        <w:t>Configuración</w:t>
       </w:r>
       <w:bookmarkEnd w:id="3"/>
     </w:p>
     <w:p>
       <w:pPr>
-        <w:pStyle w:val="Ttulo2"/>
-      </w:pPr>
-    </w:p>
-    <w:p>
-      <w:pPr>
-        <w:pStyle w:val="Ttulo2"/>
+        <w:pStyle w:val="Ttulo3"/>
         <w:rPr>
           <w:lang w:eastAsia="es-MX"/>
         </w:rPr>
       </w:pPr>
-      <w:bookmarkStart w:id="4" w:name="_Toc244293424"/>
+      <w:bookmarkStart w:id="4" w:name="_Toc244295199"/>
       <w:r>
         <w:rPr>
           <w:lang w:eastAsia="es-MX"/>
         </w:rPr>
-        <w:t>Configuración</w:t>
+        <w:t>A</w:t>
+      </w:r>
+      <w:r>
+        <w:rPr>
+          <w:lang w:eastAsia="es-MX"/>
+        </w:rPr>
+        <w:t>PI</w:t>
       </w:r>
       <w:bookmarkEnd w:id="4"/>
-    </w:p>
-    <w:p>
-      <w:pPr>
-        <w:pStyle w:val="Ttulo3"/>
-        <w:rPr>
-          <w:lang w:eastAsia="es-MX"/>
-        </w:rPr>
-      </w:pPr>
-      <w:bookmarkStart w:id="5" w:name="_Toc244293425"/>
-      <w:r>
-        <w:rPr>
-          <w:lang w:eastAsia="es-MX"/>
-        </w:rPr>
-        <w:t>A</w:t>
-      </w:r>
-      <w:r>
-        <w:rPr>
-          <w:lang w:eastAsia="es-MX"/>
-        </w:rPr>
-        <w:t>PI</w:t>
-      </w:r>
-      <w:bookmarkEnd w:id="5"/>
     </w:p>
     <w:p>
       <w:pPr>
@@ -2565,7 +2628,15 @@
       </w:pPr>
       <w:r>
         <w:lastRenderedPageBreak/>
-        <w:t>Formato de respuestas: JSON en UTF-8 (los datos llevan tildes y ñ), fechas en formato ISO 8601 y nombres de campos en camelCase. Estos puntos están por confirmar con el docente.</w:t>
+        <w:t xml:space="preserve">Formato de respuestas: JSON en UTF-8 (los datos llevan tildes y ñ), fechas en formato ISO 8601 y nombres de campos en </w:t>
+      </w:r>
+      <w:proofErr w:type="spellStart"/>
+      <w:r>
+        <w:t>camelCase</w:t>
+      </w:r>
+      <w:proofErr w:type="spellEnd"/>
+      <w:r>
+        <w:t>. Estos puntos están por confirmar con el docente.</w:t>
       </w:r>
     </w:p>
     <w:p>
@@ -2575,14 +2646,14 @@
           <w:lang w:eastAsia="es-MX"/>
         </w:rPr>
       </w:pPr>
-      <w:bookmarkStart w:id="6" w:name="_Toc244293426"/>
+      <w:bookmarkStart w:id="5" w:name="_Toc244295200"/>
       <w:r>
         <w:rPr>
           <w:lang w:eastAsia="es-MX"/>
         </w:rPr>
         <w:t>Aplicación Android</w:t>
       </w:r>
-      <w:bookmarkEnd w:id="6"/>
+      <w:bookmarkEnd w:id="5"/>
     </w:p>
     <w:p>
       <w:pPr>
@@ -2668,11 +2739,11 @@
       <w:pPr>
         <w:pStyle w:val="Ttulo2"/>
       </w:pPr>
-      <w:bookmarkStart w:id="7" w:name="_Toc244293427"/>
+      <w:bookmarkStart w:id="6" w:name="_Toc244295201"/>
       <w:r>
         <w:t>Uso del sistema</w:t>
       </w:r>
-      <w:bookmarkEnd w:id="7"/>
+      <w:bookmarkEnd w:id="6"/>
     </w:p>
     <w:p>
       <w:r>
@@ -2764,14 +2835,22 @@
           <w:lang w:eastAsia="es-MX"/>
         </w:rPr>
       </w:pPr>
-      <w:bookmarkStart w:id="8" w:name="_Toc244293428"/>
+      <w:bookmarkStart w:id="7" w:name="_Toc244295202"/>
+      <w:proofErr w:type="spellStart"/>
       <w:r>
         <w:rPr>
           <w:lang w:eastAsia="es-MX"/>
         </w:rPr>
-        <w:t>Endpoints de la API</w:t>
-      </w:r>
-      <w:bookmarkEnd w:id="8"/>
+        <w:t>Endpoints</w:t>
+      </w:r>
+      <w:proofErr w:type="spellEnd"/>
+      <w:r>
+        <w:rPr>
+          <w:lang w:eastAsia="es-MX"/>
+        </w:rPr>
+        <w:t xml:space="preserve"> de la API</w:t>
+      </w:r>
+      <w:bookmarkEnd w:id="7"/>
     </w:p>
     <w:tbl>
       <w:tblPr>
@@ -2872,7 +2951,23 @@
           </w:tcPr>
           <w:p>
             <w:r>
-              <w:t>/incidencias?estadoId=&amp;tipoId=</w:t>
+              <w:t>/</w:t>
+            </w:r>
+            <w:proofErr w:type="spellStart"/>
+            <w:r>
+              <w:t>incidencias?estadoId</w:t>
+            </w:r>
+            <w:proofErr w:type="spellEnd"/>
+            <w:r>
+              <w:t>=&amp;</w:t>
+            </w:r>
+            <w:proofErr w:type="spellStart"/>
+            <w:r>
+              <w:t>tipoId</w:t>
+            </w:r>
+            <w:proofErr w:type="spellEnd"/>
+            <w:r>
+              <w:t>=</w:t>
             </w:r>
           </w:p>
         </w:tc>
@@ -2882,8 +2977,13 @@
           </w:tcPr>
           <w:p>
             <w:r>
-              <w:t>Vista vw_incidencias</w:t>
-            </w:r>
+              <w:t xml:space="preserve">Vista </w:t>
+            </w:r>
+            <w:proofErr w:type="spellStart"/>
+            <w:r>
+              <w:t>vw_incidencias</w:t>
+            </w:r>
+            <w:proofErr w:type="spellEnd"/>
           </w:p>
         </w:tc>
       </w:tr>
@@ -2948,9 +3048,11 @@
             <w:tcW w:w="4535" w:type="dxa"/>
           </w:tcPr>
           <w:p>
+            <w:proofErr w:type="spellStart"/>
             <w:r>
               <w:t>sp_registrar_incidencia</w:t>
             </w:r>
+            <w:proofErr w:type="spellEnd"/>
           </w:p>
         </w:tc>
       </w:tr>
@@ -2983,9 +3085,11 @@
             <w:tcW w:w="4535" w:type="dxa"/>
           </w:tcPr>
           <w:p>
+            <w:proofErr w:type="spellStart"/>
             <w:r>
               <w:t>sp_asignar_incidencia</w:t>
             </w:r>
+            <w:proofErr w:type="spellEnd"/>
           </w:p>
         </w:tc>
       </w:tr>
@@ -3015,9 +3119,11 @@
             <w:tcW w:w="4535" w:type="dxa"/>
           </w:tcPr>
           <w:p>
+            <w:proofErr w:type="spellStart"/>
             <w:r>
               <w:t>sp_iniciar_atencion</w:t>
             </w:r>
+            <w:proofErr w:type="spellEnd"/>
           </w:p>
         </w:tc>
       </w:tr>
@@ -3050,9 +3156,11 @@
             <w:tcW w:w="4535" w:type="dxa"/>
           </w:tcPr>
           <w:p>
+            <w:proofErr w:type="spellStart"/>
             <w:r>
               <w:t>sp_resolver_incidencia</w:t>
             </w:r>
+            <w:proofErr w:type="spellEnd"/>
           </w:p>
         </w:tc>
       </w:tr>
@@ -3083,8 +3191,13 @@
           </w:tcPr>
           <w:p>
             <w:r>
-              <w:t>Guarda la imagen y devuelve url y nombreArchivo</w:t>
-            </w:r>
+              <w:t xml:space="preserve">Guarda la imagen y devuelve url y </w:t>
+            </w:r>
+            <w:proofErr w:type="spellStart"/>
+            <w:r>
+              <w:t>nombreArchivo</w:t>
+            </w:r>
+            <w:proofErr w:type="spellEnd"/>
           </w:p>
         </w:tc>
       </w:tr>
@@ -3096,7 +3209,7 @@
           <w:lang w:eastAsia="es-MX"/>
         </w:rPr>
       </w:pPr>
-      <w:bookmarkStart w:id="9" w:name="_Toc244293429"/>
+      <w:bookmarkStart w:id="8" w:name="_Toc244295203"/>
       <w:r>
         <w:rPr>
           <w:lang w:eastAsia="es-MX"/>
@@ -3104,7 +3217,7 @@
         <w:lastRenderedPageBreak/>
         <w:t>Errores que devuelve la API</w:t>
       </w:r>
-      <w:bookmarkEnd w:id="9"/>
+      <w:bookmarkEnd w:id="8"/>
     </w:p>
     <w:tbl>
       <w:tblPr>
@@ -3270,30 +3383,30 @@
           <w:lang w:eastAsia="es-MX"/>
         </w:rPr>
       </w:pPr>
-      <w:bookmarkStart w:id="10" w:name="_Toc244293430"/>
+      <w:bookmarkStart w:id="9" w:name="_Toc244295204"/>
       <w:r>
         <w:rPr>
           <w:lang w:eastAsia="es-MX"/>
         </w:rPr>
         <w:t>Decisiones técnicas</w:t>
       </w:r>
+      <w:bookmarkEnd w:id="9"/>
+    </w:p>
+    <w:p>
+      <w:pPr>
+        <w:pStyle w:val="Ttulo3"/>
+        <w:rPr>
+          <w:lang w:eastAsia="es-MX"/>
+        </w:rPr>
+      </w:pPr>
+      <w:bookmarkStart w:id="10" w:name="_Toc244295205"/>
+      <w:r>
+        <w:rPr>
+          <w:lang w:eastAsia="es-MX"/>
+        </w:rPr>
+        <w:t>Base de datos</w:t>
+      </w:r>
       <w:bookmarkEnd w:id="10"/>
-    </w:p>
-    <w:p>
-      <w:pPr>
-        <w:pStyle w:val="Ttulo3"/>
-        <w:rPr>
-          <w:lang w:eastAsia="es-MX"/>
-        </w:rPr>
-      </w:pPr>
-      <w:bookmarkStart w:id="11" w:name="_Toc244293431"/>
-      <w:r>
-        <w:rPr>
-          <w:lang w:eastAsia="es-MX"/>
-        </w:rPr>
-        <w:t>Base de datos</w:t>
-      </w:r>
-      <w:bookmarkEnd w:id="11"/>
     </w:p>
     <w:p>
       <w:pPr>
@@ -3316,7 +3429,15 @@
         </w:numPr>
       </w:pPr>
       <w:r>
-        <w:t>Estado actual más historial. La tabla Incidencia guarda solo el estado actual, y el camino recorrido queda en HistorialIncidencia. Cada dato vive en un solo lugar.</w:t>
+        <w:t xml:space="preserve">Estado actual más historial. La tabla Incidencia guarda solo el estado actual, y el camino recorrido queda en </w:t>
+      </w:r>
+      <w:proofErr w:type="spellStart"/>
+      <w:r>
+        <w:t>HistorialIncidencia</w:t>
+      </w:r>
+      <w:proofErr w:type="spellEnd"/>
+      <w:r>
+        <w:t>. Cada dato vive en un solo lugar.</w:t>
       </w:r>
     </w:p>
     <w:p>
@@ -3340,7 +3461,39 @@
         </w:numPr>
       </w:pPr>
       <w:r>
-        <w:t>Un procedimiento por acción. sp_registrar_incidencia, sp_asignar_incidencia, sp_iniciar_atencion y sp_resolver_incidencia validan, cambian el estado y escriben el historial dentro de una transacción con TRY/CATCH. Si algo falla, se deshace todo y no queda nada a medias.</w:t>
+        <w:t xml:space="preserve">Un procedimiento por acción. </w:t>
+      </w:r>
+      <w:proofErr w:type="spellStart"/>
+      <w:r>
+        <w:t>sp_registrar_incidencia</w:t>
+      </w:r>
+      <w:proofErr w:type="spellEnd"/>
+      <w:r>
+        <w:t xml:space="preserve">, </w:t>
+      </w:r>
+      <w:proofErr w:type="spellStart"/>
+      <w:r>
+        <w:t>sp_asignar_incidencia</w:t>
+      </w:r>
+      <w:proofErr w:type="spellEnd"/>
+      <w:r>
+        <w:t xml:space="preserve">, </w:t>
+      </w:r>
+      <w:proofErr w:type="spellStart"/>
+      <w:r>
+        <w:t>sp_iniciar_atencion</w:t>
+      </w:r>
+      <w:proofErr w:type="spellEnd"/>
+      <w:r>
+        <w:t xml:space="preserve"> y </w:t>
+      </w:r>
+      <w:proofErr w:type="spellStart"/>
+      <w:r>
+        <w:t>sp_resolver_incidencia</w:t>
+      </w:r>
+      <w:proofErr w:type="spellEnd"/>
+      <w:r>
+        <w:t xml:space="preserve"> validan, cambian el estado y escriben el historial dentro de una transacción con TRY/CATCH. Si algo falla, se deshace todo y no queda nada a medias.</w:t>
       </w:r>
     </w:p>
     <w:p>
@@ -3368,7 +3521,15 @@
         </w:numPr>
       </w:pPr>
       <w:r>
-        <w:t>Control de concurrencia. Al asignar, iniciar atención y resolver, el procedimiento abre la transacción antes de validar y bloquea la fila de la incidencia (UPDLOCK, HOLDLOCK). Si dos personas actúan a la vez sobre la misma incidencia, la segunda espera y encuentra el estado ya cambiado. Al registrar, sp_getapplock evita que dos registros simultáneos calculen el mismo folio.</w:t>
+        <w:t xml:space="preserve">Control de concurrencia. Al asignar, iniciar atención y resolver, el procedimiento abre la transacción antes de validar y bloquea la fila de la incidencia (UPDLOCK, HOLDLOCK). Si dos personas actúan a la vez sobre la misma incidencia, la segunda espera y encuentra el estado ya cambiado. Al registrar, </w:t>
+      </w:r>
+      <w:proofErr w:type="spellStart"/>
+      <w:r>
+        <w:t>sp_getapplock</w:t>
+      </w:r>
+      <w:proofErr w:type="spellEnd"/>
+      <w:r>
+        <w:t xml:space="preserve"> evita que dos registros simultáneos calculen el mismo folio.</w:t>
       </w:r>
     </w:p>
     <w:p>
@@ -3426,14 +3587,14 @@
           <w:lang w:eastAsia="es-MX"/>
         </w:rPr>
       </w:pPr>
-      <w:bookmarkStart w:id="12" w:name="_Toc244293432"/>
+      <w:bookmarkStart w:id="11" w:name="_Toc244295206"/>
       <w:r>
         <w:rPr>
           <w:lang w:eastAsia="es-MX"/>
         </w:rPr>
         <w:t>Vista e índices</w:t>
       </w:r>
-      <w:bookmarkEnd w:id="12"/>
+      <w:bookmarkEnd w:id="11"/>
     </w:p>
     <w:p>
       <w:pPr>
@@ -3444,7 +3605,23 @@
         </w:numPr>
       </w:pPr>
       <w:r>
-        <w:t>Vista vw_incidencias: reúne en una sola consulta los datos del listado (folio, título, tipo, prioridad, estado, quién reporta y responsable actual). Así la API no repite los JOIN y la aplicación recibe la información lista. Solo muestra incidencias activas e incluye EstadoClave, que la aplicación usa para los colores y para decidir qué botón de acción mostrar.</w:t>
+        <w:t xml:space="preserve">Vista </w:t>
+      </w:r>
+      <w:proofErr w:type="spellStart"/>
+      <w:r>
+        <w:t>vw_incidencias</w:t>
+      </w:r>
+      <w:proofErr w:type="spellEnd"/>
+      <w:r>
+        <w:t xml:space="preserve">: reúne en una sola consulta los datos del listado (folio, título, tipo, prioridad, estado, quién reporta y responsable actual). Así la API no repite los JOIN y la aplicación recibe la información lista. Solo muestra incidencias activas e incluye </w:t>
+      </w:r>
+      <w:proofErr w:type="spellStart"/>
+      <w:r>
+        <w:t>EstadoClave</w:t>
+      </w:r>
+      <w:proofErr w:type="spellEnd"/>
+      <w:r>
+        <w:t>, que la aplicación usa para los colores y para decidir qué botón de acción mostrar.</w:t>
       </w:r>
     </w:p>
     <w:p>
@@ -3455,9 +3632,22 @@
           <w:numId w:val="6"/>
         </w:numPr>
       </w:pPr>
+      <w:proofErr w:type="spellStart"/>
       <w:r>
         <w:lastRenderedPageBreak/>
-        <w:t>IX_Incidencia_Estado e IX_Incidencia_Tipo: el listado se filtra por estado y por tipo. SQL Server no crea índices automáticamente sobre las llaves foráneas, y estos dos evitan recorrer toda la tabla en cada filtro.</w:t>
+        <w:t>IX_Incidencia_Estado</w:t>
+      </w:r>
+      <w:proofErr w:type="spellEnd"/>
+      <w:r>
+        <w:t xml:space="preserve"> e </w:t>
+      </w:r>
+      <w:proofErr w:type="spellStart"/>
+      <w:r>
+        <w:t>IX_Incidencia_Tipo</w:t>
+      </w:r>
+      <w:proofErr w:type="spellEnd"/>
+      <w:r>
+        <w:t>: el listado se filtra por estado y por tipo. SQL Server no crea índices automáticamente sobre las llaves foráneas, y estos dos evitan recorrer toda la tabla en cada filtro.</w:t>
       </w:r>
     </w:p>
     <w:p>
@@ -3468,8 +3658,21 @@
           <w:numId w:val="6"/>
         </w:numPr>
       </w:pPr>
-      <w:r>
-        <w:t>IX_Historial_Incidencia e IX_Fotografia_Incidencia: la pantalla de detalle busca el historial y las fotografías de una sola incidencia, y estos índices hacen directa esa búsqueda.</w:t>
+      <w:proofErr w:type="spellStart"/>
+      <w:r>
+        <w:t>IX_Historial_Incidencia</w:t>
+      </w:r>
+      <w:proofErr w:type="spellEnd"/>
+      <w:r>
+        <w:t xml:space="preserve"> e </w:t>
+      </w:r>
+      <w:proofErr w:type="spellStart"/>
+      <w:r>
+        <w:t>IX_Fotografia_Incidencia</w:t>
+      </w:r>
+      <w:proofErr w:type="spellEnd"/>
+      <w:r>
+        <w:t>: la pantalla de detalle busca el historial y las fotografías de una sola incidencia, y estos índices hacen directa esa búsqueda.</w:t>
       </w:r>
     </w:p>
     <w:p>
@@ -3479,41 +3682,41 @@
           <w:lang w:eastAsia="es-MX"/>
         </w:rPr>
       </w:pPr>
-      <w:bookmarkStart w:id="13" w:name="_Toc244293433"/>
+      <w:bookmarkStart w:id="12" w:name="_Toc244295207"/>
       <w:r>
         <w:rPr>
           <w:lang w:eastAsia="es-MX"/>
         </w:rPr>
         <w:t>Qué no incluye esta versión</w:t>
       </w:r>
+      <w:bookmarkEnd w:id="12"/>
+    </w:p>
+    <w:p>
+      <w:r>
+        <w:t>Inicio de sesión de usuarios, notificaciones, ubicación por GPS, cancelar o reabrir incidencias y reportes con gráficas. Solo se considerarían si el flujo principal está completo y probado.</w:t>
+      </w:r>
+    </w:p>
+    <w:p/>
+    <w:p>
+      <w:pPr>
+        <w:pStyle w:val="Ttulo2"/>
+        <w:rPr>
+          <w:lang w:eastAsia="es-MX"/>
+        </w:rPr>
+      </w:pPr>
+      <w:bookmarkStart w:id="13" w:name="_Toc244295208"/>
+      <w:r>
+        <w:rPr>
+          <w:lang w:eastAsia="es-MX"/>
+        </w:rPr>
+        <w:t>Estructura del repositorio</w:t>
+      </w:r>
       <w:bookmarkEnd w:id="13"/>
-    </w:p>
-    <w:p>
-      <w:r>
-        <w:t>Inicio de sesión de usuarios, notificaciones, ubicación por GPS, cancelar o reabrir incidencias y reportes con gráficas. Solo se considerarían si el flujo principal está completo y probado.</w:t>
-      </w:r>
-    </w:p>
-    <w:p/>
-    <w:p>
-      <w:pPr>
-        <w:pStyle w:val="Ttulo2"/>
-        <w:rPr>
-          <w:lang w:eastAsia="es-MX"/>
-        </w:rPr>
-      </w:pPr>
-      <w:bookmarkStart w:id="14" w:name="_Toc244293434"/>
-      <w:r>
-        <w:rPr>
-          <w:lang w:eastAsia="es-MX"/>
-        </w:rPr>
-        <w:t>Estructura del repositorio</w:t>
-      </w:r>
-      <w:bookmarkEnd w:id="14"/>
     </w:p>
     <w:tbl>
       <w:tblPr>
         <w:tblStyle w:val="Tabladelista3"/>
-        <w:tblW w:w="0" w:type="auto"/>
+        <w:tblW w:w="9359" w:type="dxa"/>
         <w:tblLayout w:type="fixed"/>
         <w:tblLook w:val="0420" w:firstRow="1" w:lastRow="0" w:firstColumn="0" w:lastColumn="0" w:noHBand="0" w:noVBand="1"/>
       </w:tblPr>
@@ -3555,9 +3758,11 @@
             <w:tcW w:w="2503" w:type="dxa"/>
           </w:tcPr>
           <w:p>
-            <w:r>
-              <w:t>database</w:t>
-            </w:r>
+            <w:proofErr w:type="spellStart"/>
+            <w:r>
+              <w:t>base_datos</w:t>
+            </w:r>
+            <w:proofErr w:type="spellEnd"/>
           </w:p>
         </w:tc>
         <w:tc>
@@ -3566,7 +3771,25 @@
           </w:tcPr>
           <w:p>
             <w:r>
-              <w:t>Scripts 01 a 06</w:t>
+              <w:t xml:space="preserve">Scripts </w:t>
+            </w:r>
+            <w:r>
+              <w:t xml:space="preserve">No. </w:t>
+            </w:r>
+            <w:r>
+              <w:t>1 a</w:t>
+            </w:r>
+            <w:r>
+              <w:t>l</w:t>
+            </w:r>
+            <w:r>
+              <w:t xml:space="preserve"> </w:t>
+            </w:r>
+            <w:r>
+              <w:t xml:space="preserve">No. </w:t>
+            </w:r>
+            <w:r>
+              <w:t>6</w:t>
             </w:r>
           </w:p>
         </w:tc>
@@ -3577,9 +3800,14 @@
             <w:tcW w:w="2503" w:type="dxa"/>
           </w:tcPr>
           <w:p>
+            <w:proofErr w:type="spellStart"/>
+            <w:r>
+              <w:t>app_</w:t>
+            </w:r>
             <w:r>
               <w:t>android</w:t>
             </w:r>
+            <w:proofErr w:type="spellEnd"/>
           </w:p>
         </w:tc>
         <w:tc>
@@ -3602,6 +3830,7 @@
             <w:tcW w:w="2503" w:type="dxa"/>
           </w:tcPr>
           <w:p>
+            <w:proofErr w:type="spellStart"/>
             <w:r>
               <w:t>documentaci</w:t>
             </w:r>
@@ -3611,6 +3840,7 @@
             <w:r>
               <w:t>n</w:t>
             </w:r>
+            <w:proofErr w:type="spellEnd"/>
           </w:p>
         </w:tc>
         <w:tc>
@@ -3623,28 +3853,6 @@
             </w:r>
             <w:r>
               <w:t xml:space="preserve"> (carpeta figuras)</w:t>
-            </w:r>
-          </w:p>
-        </w:tc>
-      </w:tr>
-      <w:tr>
-        <w:tc>
-          <w:tcPr>
-            <w:tcW w:w="2503" w:type="dxa"/>
-          </w:tcPr>
-          <w:p>
-            <w:r>
-              <w:t>pruebas</w:t>
-            </w:r>
-          </w:p>
-        </w:tc>
-        <w:tc>
-          <w:tcPr>
-            <w:tcW w:w="6856" w:type="dxa"/>
-          </w:tcPr>
-          <w:p>
-            <w:r>
-              <w:t>Casos de prueba y capturas de evidencia</w:t>
             </w:r>
           </w:p>
         </w:tc>
@@ -5311,7 +5519,6 @@
   <w:style w:type="character" w:default="1" w:styleId="Fuentedeprrafopredeter">
     <w:name w:val="Default Paragraph Font"/>
     <w:uiPriority w:val="1"/>
-    <w:semiHidden/>
     <w:unhideWhenUsed/>
   </w:style>
   <w:style w:type="table" w:default="1" w:styleId="Tablanormal">

--- a/documentacion/Documentacion del sistema de gestion de incidencias.docx
+++ b/documentacion/Documentacion del sistema de gestion de incidencias.docx
@@ -319,6 +319,35 @@
           <w:lang w:eastAsia="es-GT"/>
         </w:rPr>
       </w:pPr>
+      <w:r>
+        <w:rPr>
+          <w:lang w:eastAsia="es-GT"/>
+        </w:rPr>
+        <w:t xml:space="preserve">Kendall Nathanael Mux </w:t>
+      </w:r>
+      <w:proofErr w:type="spellStart"/>
+      <w:r>
+        <w:rPr>
+          <w:lang w:eastAsia="es-GT"/>
+        </w:rPr>
+        <w:t>Chex</w:t>
+      </w:r>
+      <w:proofErr w:type="spellEnd"/>
+      <w:r>
+        <w:rPr>
+          <w:lang w:eastAsia="es-GT"/>
+        </w:rPr>
+        <w:t xml:space="preserve"> (000150250)</w:t>
+      </w:r>
+    </w:p>
+    <w:p>
+      <w:pPr>
+        <w:spacing w:line="360" w:lineRule="auto"/>
+        <w:jc w:val="center"/>
+        <w:rPr>
+          <w:lang w:eastAsia="es-GT"/>
+        </w:rPr>
+      </w:pPr>
     </w:p>
     <w:p>
       <w:pPr>
@@ -3853,6 +3882,34 @@
             </w:r>
             <w:r>
               <w:t xml:space="preserve"> (carpeta figuras)</w:t>
+            </w:r>
+          </w:p>
+        </w:tc>
+      </w:tr>
+      <w:tr>
+        <w:tc>
+          <w:tcPr>
+            <w:tcW w:w="2503" w:type="dxa"/>
+          </w:tcPr>
+          <w:p>
+            <w:r>
+              <w:t>pr</w:t>
+            </w:r>
+            <w:r>
+              <w:t>u</w:t>
+            </w:r>
+            <w:r>
+              <w:t>ebas</w:t>
+            </w:r>
+          </w:p>
+        </w:tc>
+        <w:tc>
+          <w:tcPr>
+            <w:tcW w:w="6856" w:type="dxa"/>
+          </w:tcPr>
+          <w:p>
+            <w:r>
+              <w:t>Capturas de evidencia de las pruebas (carpeta evidencia)</w:t>
             </w:r>
           </w:p>
         </w:tc>
@@ -5519,6 +5576,7 @@
   <w:style w:type="character" w:default="1" w:styleId="Fuentedeprrafopredeter">
     <w:name w:val="Default Paragraph Font"/>
     <w:uiPriority w:val="1"/>
+    <w:semiHidden/>
     <w:unhideWhenUsed/>
   </w:style>
   <w:style w:type="table" w:default="1" w:styleId="Tablanormal">
